--- a/public/fun/forms/이력서_보험·금융영업_7_경력기술서형.docx
+++ b/public/fun/forms/이력서_보험·금융영업_7_경력기술서형.docx
@@ -739,7 +739,7 @@
           <w:color w:val="31363F"/>
           <w:sz w:val="21"/>
         </w:rPr>
-        <w:t>보유 자격</w:t>
+        <w:t>경력 · 학력</w:t>
       </w:r>
     </w:p>
     <w:tbl>
@@ -757,9 +757,8 @@
       </w:tblPr>
       <w:tblGrid>
         <w:gridCol w:w="2100"/>
-        <w:gridCol w:w="2805"/>
-        <w:gridCol w:w="2805"/>
-        <w:gridCol w:w="2820"/>
+        <w:gridCol w:w="4215"/>
+        <w:gridCol w:w="4215"/>
       </w:tblGrid>
       <w:tr>
         <w:trPr>
@@ -783,13 +782,13 @@
                 <w:color w:val="FFFFFF"/>
                 <w:sz w:val="17"/>
               </w:rPr>
-              <w:t>취득일</w:t>
+              <w:t>기 간</w:t>
             </w:r>
           </w:p>
         </w:tc>
         <w:tc>
           <w:tcPr>
-            <w:tcW w:type="dxa" w:w="2805"/>
+            <w:tcW w:type="dxa" w:w="4215"/>
             <w:shd w:val="clear" w:color="auto" w:fill="31363F"/>
             <w:vAlign w:val="center"/>
           </w:tcPr>
@@ -804,13 +803,13 @@
                 <w:color w:val="FFFFFF"/>
                 <w:sz w:val="17"/>
               </w:rPr>
-              <w:t>자격명</w:t>
+              <w:t>학교 / 기관</w:t>
             </w:r>
           </w:p>
         </w:tc>
         <w:tc>
           <w:tcPr>
-            <w:tcW w:type="dxa" w:w="2805"/>
+            <w:tcW w:type="dxa" w:w="4215"/>
             <w:shd w:val="clear" w:color="auto" w:fill="31363F"/>
             <w:vAlign w:val="center"/>
           </w:tcPr>
@@ -825,28 +824,88 @@
                 <w:color w:val="FFFFFF"/>
                 <w:sz w:val="17"/>
               </w:rPr>
-              <w:t>발급 기관</w:t>
+              <w:t>내 용</w:t>
+            </w:r>
+          </w:p>
+        </w:tc>
+      </w:tr>
+      <w:tr>
+        <w:trPr>
+          <w:trHeight w:val="450" w:hRule="atLeast"/>
+          <w:cantSplit/>
+        </w:trPr>
+        <w:tc>
+          <w:tcPr>
+            <w:tcW w:type="dxa" w:w="2100"/>
+            <w:tcBorders>
+              <w:top w:val="nil"/>
+              <w:left w:val="nil"/>
+              <w:bottom w:val="single" w:sz="4" w:space="0" w:color="C8CBD0"/>
+              <w:right w:val="nil"/>
+            </w:tcBorders>
+            <w:vAlign w:val="center"/>
+          </w:tcPr>
+          <w:p>
+            <w:pPr>
+              <w:spacing w:before="0" w:after="0"/>
+              <w:jc w:val="left"/>
+            </w:pPr>
+            <w:r>
+              <w:rPr>
+                <w:color w:val="A9B0B8"/>
+                <w:sz w:val="16"/>
+              </w:rPr>
+              <w:t>예) 2022.03 ~ 2024.02</w:t>
             </w:r>
           </w:p>
         </w:tc>
         <w:tc>
           <w:tcPr>
-            <w:tcW w:type="dxa" w:w="2820"/>
-            <w:shd w:val="clear" w:color="auto" w:fill="31363F"/>
+            <w:tcW w:type="dxa" w:w="4215"/>
+            <w:tcBorders>
+              <w:top w:val="nil"/>
+              <w:left w:val="nil"/>
+              <w:bottom w:val="single" w:sz="4" w:space="0" w:color="C8CBD0"/>
+              <w:right w:val="nil"/>
+            </w:tcBorders>
             <w:vAlign w:val="center"/>
           </w:tcPr>
           <w:p>
             <w:pPr>
               <w:spacing w:before="0" w:after="0"/>
-              <w:jc w:val="center"/>
+              <w:jc w:val="left"/>
             </w:pPr>
             <w:r>
               <w:rPr>
-                <w:b/>
-                <w:color w:val="FFFFFF"/>
-                <w:sz w:val="17"/>
+                <w:color w:val="A9B0B8"/>
+                <w:sz w:val="16"/>
               </w:rPr>
-              <w:t>번호 · 비고</w:t>
+              <w:t>○○대학교 (졸업)</w:t>
+            </w:r>
+          </w:p>
+        </w:tc>
+        <w:tc>
+          <w:tcPr>
+            <w:tcW w:type="dxa" w:w="4215"/>
+            <w:tcBorders>
+              <w:top w:val="nil"/>
+              <w:left w:val="nil"/>
+              <w:bottom w:val="single" w:sz="4" w:space="0" w:color="C8CBD0"/>
+              <w:right w:val="nil"/>
+            </w:tcBorders>
+            <w:vAlign w:val="center"/>
+          </w:tcPr>
+          <w:p>
+            <w:pPr>
+              <w:spacing w:before="0" w:after="0"/>
+              <w:jc w:val="left"/>
+            </w:pPr>
+            <w:r>
+              <w:rPr>
+                <w:color w:val="A9B0B8"/>
+                <w:sz w:val="16"/>
+              </w:rPr>
+              <w:t>배운 점 · 활동 내용</w:t>
             </w:r>
           </w:p>
         </w:tc>
@@ -871,7 +930,7 @@
         </w:tc>
         <w:tc>
           <w:tcPr>
-            <w:tcW w:type="dxa" w:w="2805"/>
+            <w:tcW w:type="dxa" w:w="4215"/>
             <w:tcBorders>
               <w:top w:val="nil"/>
               <w:left w:val="nil"/>
@@ -884,20 +943,7 @@
         </w:tc>
         <w:tc>
           <w:tcPr>
-            <w:tcW w:type="dxa" w:w="2805"/>
-            <w:tcBorders>
-              <w:top w:val="nil"/>
-              <w:left w:val="nil"/>
-              <w:bottom w:val="single" w:sz="4" w:space="0" w:color="C8CBD0"/>
-              <w:right w:val="nil"/>
-            </w:tcBorders>
-            <w:vAlign w:val="center"/>
-          </w:tcPr>
-          <w:p/>
-        </w:tc>
-        <w:tc>
-          <w:tcPr>
-            <w:tcW w:type="dxa" w:w="2820"/>
+            <w:tcW w:type="dxa" w:w="4215"/>
             <w:tcBorders>
               <w:top w:val="nil"/>
               <w:left w:val="nil"/>
@@ -929,7 +975,7 @@
         </w:tc>
         <w:tc>
           <w:tcPr>
-            <w:tcW w:type="dxa" w:w="2805"/>
+            <w:tcW w:type="dxa" w:w="4215"/>
             <w:tcBorders>
               <w:top w:val="nil"/>
               <w:left w:val="nil"/>
@@ -942,20 +988,7 @@
         </w:tc>
         <w:tc>
           <w:tcPr>
-            <w:tcW w:type="dxa" w:w="2805"/>
-            <w:tcBorders>
-              <w:top w:val="nil"/>
-              <w:left w:val="nil"/>
-              <w:bottom w:val="single" w:sz="4" w:space="0" w:color="C8CBD0"/>
-              <w:right w:val="nil"/>
-            </w:tcBorders>
-            <w:vAlign w:val="center"/>
-          </w:tcPr>
-          <w:p/>
-        </w:tc>
-        <w:tc>
-          <w:tcPr>
-            <w:tcW w:type="dxa" w:w="2820"/>
+            <w:tcW w:type="dxa" w:w="4215"/>
             <w:tcBorders>
               <w:top w:val="nil"/>
               <w:left w:val="nil"/>
@@ -987,7 +1020,7 @@
         </w:tc>
         <w:tc>
           <w:tcPr>
-            <w:tcW w:type="dxa" w:w="2805"/>
+            <w:tcW w:type="dxa" w:w="4215"/>
             <w:tcBorders>
               <w:top w:val="nil"/>
               <w:left w:val="nil"/>
@@ -1000,7 +1033,155 @@
         </w:tc>
         <w:tc>
           <w:tcPr>
-            <w:tcW w:type="dxa" w:w="2805"/>
+            <w:tcW w:type="dxa" w:w="4215"/>
+            <w:tcBorders>
+              <w:top w:val="nil"/>
+              <w:left w:val="nil"/>
+              <w:bottom w:val="single" w:sz="4" w:space="0" w:color="C8CBD0"/>
+              <w:right w:val="nil"/>
+            </w:tcBorders>
+            <w:vAlign w:val="center"/>
+          </w:tcPr>
+          <w:p/>
+        </w:tc>
+      </w:tr>
+    </w:tbl>
+    <w:p>
+      <w:pPr>
+        <w:keepNext/>
+        <w:spacing w:before="200" w:after="60"/>
+        <w:jc w:val="left"/>
+      </w:pPr>
+      <w:r>
+        <w:rPr>
+          <w:rFonts w:ascii="맑은 고딕" w:hAnsi="맑은 고딕" w:eastAsia="맑은 고딕" w:cs="맑은 고딕"/>
+          <w:b/>
+          <w:color w:val="31363F"/>
+          <w:sz w:val="21"/>
+        </w:rPr>
+        <w:t>교육 · 수상</w:t>
+      </w:r>
+    </w:p>
+    <w:tbl>
+      <w:tblPr>
+        <w:tblW w:w="10530" w:type="dxa"/>
+        <w:jc w:val="left"/>
+        <w:tblLayout w:type="fixed"/>
+        <w:tblCellMar>
+          <w:top w:w="40" w:type="dxa"/>
+          <w:left w:w="90" w:type="dxa"/>
+          <w:bottom w:w="40" w:type="dxa"/>
+          <w:right w:w="90" w:type="dxa"/>
+        </w:tblCellMar>
+        <w:tblLook w:firstColumn="1" w:firstRow="1" w:lastColumn="0" w:lastRow="0" w:noHBand="0" w:noVBand="1" w:val="04A0"/>
+      </w:tblPr>
+      <w:tblGrid>
+        <w:gridCol w:w="2100"/>
+        <w:gridCol w:w="4215"/>
+        <w:gridCol w:w="4215"/>
+      </w:tblGrid>
+      <w:tr>
+        <w:trPr>
+          <w:trHeight w:val="390" w:hRule="atLeast"/>
+          <w:cantSplit/>
+        </w:trPr>
+        <w:tc>
+          <w:tcPr>
+            <w:tcW w:type="dxa" w:w="2100"/>
+            <w:shd w:val="clear" w:color="auto" w:fill="31363F"/>
+            <w:vAlign w:val="center"/>
+          </w:tcPr>
+          <w:p>
+            <w:pPr>
+              <w:spacing w:before="0" w:after="0"/>
+              <w:jc w:val="center"/>
+            </w:pPr>
+            <w:r>
+              <w:rPr>
+                <w:b/>
+                <w:color w:val="FFFFFF"/>
+                <w:sz w:val="17"/>
+              </w:rPr>
+              <w:t>일 자</w:t>
+            </w:r>
+          </w:p>
+        </w:tc>
+        <w:tc>
+          <w:tcPr>
+            <w:tcW w:type="dxa" w:w="4215"/>
+            <w:shd w:val="clear" w:color="auto" w:fill="31363F"/>
+            <w:vAlign w:val="center"/>
+          </w:tcPr>
+          <w:p>
+            <w:pPr>
+              <w:spacing w:before="0" w:after="0"/>
+              <w:jc w:val="center"/>
+            </w:pPr>
+            <w:r>
+              <w:rPr>
+                <w:b/>
+                <w:color w:val="FFFFFF"/>
+                <w:sz w:val="17"/>
+              </w:rPr>
+              <w:t>교육 · 수상명</w:t>
+            </w:r>
+          </w:p>
+        </w:tc>
+        <w:tc>
+          <w:tcPr>
+            <w:tcW w:type="dxa" w:w="4215"/>
+            <w:shd w:val="clear" w:color="auto" w:fill="31363F"/>
+            <w:vAlign w:val="center"/>
+          </w:tcPr>
+          <w:p>
+            <w:pPr>
+              <w:spacing w:before="0" w:after="0"/>
+              <w:jc w:val="center"/>
+            </w:pPr>
+            <w:r>
+              <w:rPr>
+                <w:b/>
+                <w:color w:val="FFFFFF"/>
+                <w:sz w:val="17"/>
+              </w:rPr>
+              <w:t>기 관</w:t>
+            </w:r>
+          </w:p>
+        </w:tc>
+      </w:tr>
+      <w:tr>
+        <w:trPr>
+          <w:trHeight w:val="450" w:hRule="atLeast"/>
+          <w:cantSplit/>
+        </w:trPr>
+        <w:tc>
+          <w:tcPr>
+            <w:tcW w:type="dxa" w:w="2100"/>
+            <w:tcBorders>
+              <w:top w:val="nil"/>
+              <w:left w:val="nil"/>
+              <w:bottom w:val="single" w:sz="4" w:space="0" w:color="C8CBD0"/>
+              <w:right w:val="nil"/>
+            </w:tcBorders>
+            <w:vAlign w:val="center"/>
+          </w:tcPr>
+          <w:p>
+            <w:pPr>
+              <w:spacing w:before="0" w:after="0"/>
+              <w:jc w:val="left"/>
+            </w:pPr>
+            <w:r>
+              <w:rPr>
+                <w:color w:val="A9B0B8"/>
+                <w:sz w:val="16"/>
+              </w:rPr>
+              <w:t>예) 2024.06.</w:t>
+            </w:r>
+          </w:p>
+        </w:tc>
+        <w:tc>
+          <w:tcPr>
+            <w:tcW w:type="dxa" w:w="4215"/>
             <w:tcBorders>
               <w:top w:val="nil"/>
               <w:left w:val="nil"/>
@@ -1013,7 +1194,7 @@
         </w:tc>
         <w:tc>
           <w:tcPr>
-            <w:tcW w:type="dxa" w:w="2820"/>
+            <w:tcW w:type="dxa" w:w="4215"/>
             <w:tcBorders>
               <w:top w:val="nil"/>
               <w:left w:val="nil"/>
@@ -1045,7 +1226,7 @@
         </w:tc>
         <w:tc>
           <w:tcPr>
-            <w:tcW w:type="dxa" w:w="2805"/>
+            <w:tcW w:type="dxa" w:w="4215"/>
             <w:tcBorders>
               <w:top w:val="nil"/>
               <w:left w:val="nil"/>
@@ -1058,20 +1239,7 @@
         </w:tc>
         <w:tc>
           <w:tcPr>
-            <w:tcW w:type="dxa" w:w="2805"/>
-            <w:tcBorders>
-              <w:top w:val="nil"/>
-              <w:left w:val="nil"/>
-              <w:bottom w:val="single" w:sz="4" w:space="0" w:color="C8CBD0"/>
-              <w:right w:val="nil"/>
-            </w:tcBorders>
-            <w:vAlign w:val="center"/>
-          </w:tcPr>
-          <w:p/>
-        </w:tc>
-        <w:tc>
-          <w:tcPr>
-            <w:tcW w:type="dxa" w:w="2820"/>
+            <w:tcW w:type="dxa" w:w="4215"/>
             <w:tcBorders>
               <w:top w:val="nil"/>
               <w:left w:val="nil"/>
@@ -1225,7 +1393,19 @@
             </w:tcBorders>
             <w:vAlign w:val="center"/>
           </w:tcPr>
-          <w:p/>
+          <w:p>
+            <w:pPr>
+              <w:spacing w:before="0" w:after="0"/>
+              <w:jc w:val="left"/>
+            </w:pPr>
+            <w:r>
+              <w:rPr>
+                <w:color w:val="A9B0B8"/>
+                <w:sz w:val="16"/>
+              </w:rPr>
+              <w:t>예) 2022.03 ~ 2024.02</w:t>
+            </w:r>
+          </w:p>
         </w:tc>
         <w:tc>
           <w:tcPr>
@@ -1801,7 +1981,7 @@
           <w:color w:val="31363F"/>
           <w:sz w:val="21"/>
         </w:rPr>
-        <w:t>경력 · 학력</w:t>
+        <w:t>보유 자격</w:t>
       </w:r>
     </w:p>
     <w:tbl>
@@ -1819,8 +1999,9 @@
       </w:tblPr>
       <w:tblGrid>
         <w:gridCol w:w="2100"/>
-        <w:gridCol w:w="4215"/>
-        <w:gridCol w:w="4215"/>
+        <w:gridCol w:w="2805"/>
+        <w:gridCol w:w="2805"/>
+        <w:gridCol w:w="2820"/>
       </w:tblGrid>
       <w:tr>
         <w:trPr>
@@ -1844,13 +2025,13 @@
                 <w:color w:val="FFFFFF"/>
                 <w:sz w:val="17"/>
               </w:rPr>
-              <w:t>기 간</w:t>
+              <w:t>취득일</w:t>
             </w:r>
           </w:p>
         </w:tc>
         <w:tc>
           <w:tcPr>
-            <w:tcW w:type="dxa" w:w="4215"/>
+            <w:tcW w:type="dxa" w:w="2805"/>
             <w:shd w:val="clear" w:color="auto" w:fill="31363F"/>
             <w:vAlign w:val="center"/>
           </w:tcPr>
@@ -1865,13 +2046,13 @@
                 <w:color w:val="FFFFFF"/>
                 <w:sz w:val="17"/>
               </w:rPr>
-              <w:t>학교 / 기관</w:t>
+              <w:t>자격명</w:t>
             </w:r>
           </w:p>
         </w:tc>
         <w:tc>
           <w:tcPr>
-            <w:tcW w:type="dxa" w:w="4215"/>
+            <w:tcW w:type="dxa" w:w="2805"/>
             <w:shd w:val="clear" w:color="auto" w:fill="31363F"/>
             <w:vAlign w:val="center"/>
           </w:tcPr>
@@ -1886,7 +2067,28 @@
                 <w:color w:val="FFFFFF"/>
                 <w:sz w:val="17"/>
               </w:rPr>
-              <w:t>내 용</w:t>
+              <w:t>발급 기관</w:t>
+            </w:r>
+          </w:p>
+        </w:tc>
+        <w:tc>
+          <w:tcPr>
+            <w:tcW w:type="dxa" w:w="2820"/>
+            <w:shd w:val="clear" w:color="auto" w:fill="31363F"/>
+            <w:vAlign w:val="center"/>
+          </w:tcPr>
+          <w:p>
+            <w:pPr>
+              <w:spacing w:before="0" w:after="0"/>
+              <w:jc w:val="center"/>
+            </w:pPr>
+            <w:r>
+              <w:rPr>
+                <w:b/>
+                <w:color w:val="FFFFFF"/>
+                <w:sz w:val="17"/>
+              </w:rPr>
+              <w:t>번호 · 비고</w:t>
             </w:r>
           </w:p>
         </w:tc>
@@ -1907,11 +2109,23 @@
             </w:tcBorders>
             <w:vAlign w:val="center"/>
           </w:tcPr>
-          <w:p/>
+          <w:p>
+            <w:pPr>
+              <w:spacing w:before="0" w:after="0"/>
+              <w:jc w:val="left"/>
+            </w:pPr>
+            <w:r>
+              <w:rPr>
+                <w:color w:val="A9B0B8"/>
+                <w:sz w:val="16"/>
+              </w:rPr>
+              <w:t>예) 2023.05.</w:t>
+            </w:r>
+          </w:p>
         </w:tc>
         <w:tc>
           <w:tcPr>
-            <w:tcW w:type="dxa" w:w="4215"/>
+            <w:tcW w:type="dxa" w:w="2805"/>
             <w:tcBorders>
               <w:top w:val="nil"/>
               <w:left w:val="nil"/>
@@ -1920,11 +2134,48 @@
             </w:tcBorders>
             <w:vAlign w:val="center"/>
           </w:tcPr>
-          <w:p/>
+          <w:p>
+            <w:pPr>
+              <w:spacing w:before="0" w:after="0"/>
+              <w:jc w:val="left"/>
+            </w:pPr>
+            <w:r>
+              <w:rPr>
+                <w:color w:val="A9B0B8"/>
+                <w:sz w:val="16"/>
+              </w:rPr>
+              <w:t>○○ 자격증</w:t>
+            </w:r>
+          </w:p>
         </w:tc>
         <w:tc>
           <w:tcPr>
-            <w:tcW w:type="dxa" w:w="4215"/>
+            <w:tcW w:type="dxa" w:w="2805"/>
+            <w:tcBorders>
+              <w:top w:val="nil"/>
+              <w:left w:val="nil"/>
+              <w:bottom w:val="single" w:sz="4" w:space="0" w:color="C8CBD0"/>
+              <w:right w:val="nil"/>
+            </w:tcBorders>
+            <w:vAlign w:val="center"/>
+          </w:tcPr>
+          <w:p>
+            <w:pPr>
+              <w:spacing w:before="0" w:after="0"/>
+              <w:jc w:val="left"/>
+            </w:pPr>
+            <w:r>
+              <w:rPr>
+                <w:color w:val="A9B0B8"/>
+                <w:sz w:val="16"/>
+              </w:rPr>
+              <w:t>○○공단</w:t>
+            </w:r>
+          </w:p>
+        </w:tc>
+        <w:tc>
+          <w:tcPr>
+            <w:tcW w:type="dxa" w:w="2820"/>
             <w:tcBorders>
               <w:top w:val="nil"/>
               <w:left w:val="nil"/>
@@ -1956,7 +2207,7 @@
         </w:tc>
         <w:tc>
           <w:tcPr>
-            <w:tcW w:type="dxa" w:w="4215"/>
+            <w:tcW w:type="dxa" w:w="2805"/>
             <w:tcBorders>
               <w:top w:val="nil"/>
               <w:left w:val="nil"/>
@@ -1969,7 +2220,20 @@
         </w:tc>
         <w:tc>
           <w:tcPr>
-            <w:tcW w:type="dxa" w:w="4215"/>
+            <w:tcW w:type="dxa" w:w="2805"/>
+            <w:tcBorders>
+              <w:top w:val="nil"/>
+              <w:left w:val="nil"/>
+              <w:bottom w:val="single" w:sz="4" w:space="0" w:color="C8CBD0"/>
+              <w:right w:val="nil"/>
+            </w:tcBorders>
+            <w:vAlign w:val="center"/>
+          </w:tcPr>
+          <w:p/>
+        </w:tc>
+        <w:tc>
+          <w:tcPr>
+            <w:tcW w:type="dxa" w:w="2820"/>
             <w:tcBorders>
               <w:top w:val="nil"/>
               <w:left w:val="nil"/>
@@ -2001,7 +2265,7 @@
         </w:tc>
         <w:tc>
           <w:tcPr>
-            <w:tcW w:type="dxa" w:w="4215"/>
+            <w:tcW w:type="dxa" w:w="2805"/>
             <w:tcBorders>
               <w:top w:val="nil"/>
               <w:left w:val="nil"/>
@@ -2014,7 +2278,20 @@
         </w:tc>
         <w:tc>
           <w:tcPr>
-            <w:tcW w:type="dxa" w:w="4215"/>
+            <w:tcW w:type="dxa" w:w="2805"/>
+            <w:tcBorders>
+              <w:top w:val="nil"/>
+              <w:left w:val="nil"/>
+              <w:bottom w:val="single" w:sz="4" w:space="0" w:color="C8CBD0"/>
+              <w:right w:val="nil"/>
+            </w:tcBorders>
+            <w:vAlign w:val="center"/>
+          </w:tcPr>
+          <w:p/>
+        </w:tc>
+        <w:tc>
+          <w:tcPr>
+            <w:tcW w:type="dxa" w:w="2820"/>
             <w:tcBorders>
               <w:top w:val="nil"/>
               <w:left w:val="nil"/>
@@ -2046,7 +2323,7 @@
         </w:tc>
         <w:tc>
           <w:tcPr>
-            <w:tcW w:type="dxa" w:w="4215"/>
+            <w:tcW w:type="dxa" w:w="2805"/>
             <w:tcBorders>
               <w:top w:val="nil"/>
               <w:left w:val="nil"/>
@@ -2059,130 +2336,7 @@
         </w:tc>
         <w:tc>
           <w:tcPr>
-            <w:tcW w:type="dxa" w:w="4215"/>
-            <w:tcBorders>
-              <w:top w:val="nil"/>
-              <w:left w:val="nil"/>
-              <w:bottom w:val="single" w:sz="4" w:space="0" w:color="C8CBD0"/>
-              <w:right w:val="nil"/>
-            </w:tcBorders>
-            <w:vAlign w:val="center"/>
-          </w:tcPr>
-          <w:p/>
-        </w:tc>
-      </w:tr>
-    </w:tbl>
-    <w:p>
-      <w:pPr>
-        <w:keepNext/>
-        <w:spacing w:before="200" w:after="60"/>
-        <w:jc w:val="left"/>
-      </w:pPr>
-      <w:r>
-        <w:rPr>
-          <w:rFonts w:ascii="맑은 고딕" w:hAnsi="맑은 고딕" w:eastAsia="맑은 고딕" w:cs="맑은 고딕"/>
-          <w:b/>
-          <w:color w:val="31363F"/>
-          <w:sz w:val="21"/>
-        </w:rPr>
-        <w:t>교육 · 수상</w:t>
-      </w:r>
-    </w:p>
-    <w:tbl>
-      <w:tblPr>
-        <w:tblW w:w="10530" w:type="dxa"/>
-        <w:jc w:val="left"/>
-        <w:tblLayout w:type="fixed"/>
-        <w:tblCellMar>
-          <w:top w:w="40" w:type="dxa"/>
-          <w:left w:w="90" w:type="dxa"/>
-          <w:bottom w:w="40" w:type="dxa"/>
-          <w:right w:w="90" w:type="dxa"/>
-        </w:tblCellMar>
-        <w:tblLook w:firstColumn="1" w:firstRow="1" w:lastColumn="0" w:lastRow="0" w:noHBand="0" w:noVBand="1" w:val="04A0"/>
-      </w:tblPr>
-      <w:tblGrid>
-        <w:gridCol w:w="2100"/>
-        <w:gridCol w:w="4215"/>
-        <w:gridCol w:w="4215"/>
-      </w:tblGrid>
-      <w:tr>
-        <w:trPr>
-          <w:trHeight w:val="390" w:hRule="atLeast"/>
-          <w:cantSplit/>
-        </w:trPr>
-        <w:tc>
-          <w:tcPr>
-            <w:tcW w:type="dxa" w:w="2100"/>
-            <w:shd w:val="clear" w:color="auto" w:fill="31363F"/>
-            <w:vAlign w:val="center"/>
-          </w:tcPr>
-          <w:p>
-            <w:pPr>
-              <w:spacing w:before="0" w:after="0"/>
-              <w:jc w:val="center"/>
-            </w:pPr>
-            <w:r>
-              <w:rPr>
-                <w:b/>
-                <w:color w:val="FFFFFF"/>
-                <w:sz w:val="17"/>
-              </w:rPr>
-              <w:t>일 자</w:t>
-            </w:r>
-          </w:p>
-        </w:tc>
-        <w:tc>
-          <w:tcPr>
-            <w:tcW w:type="dxa" w:w="4215"/>
-            <w:shd w:val="clear" w:color="auto" w:fill="31363F"/>
-            <w:vAlign w:val="center"/>
-          </w:tcPr>
-          <w:p>
-            <w:pPr>
-              <w:spacing w:before="0" w:after="0"/>
-              <w:jc w:val="center"/>
-            </w:pPr>
-            <w:r>
-              <w:rPr>
-                <w:b/>
-                <w:color w:val="FFFFFF"/>
-                <w:sz w:val="17"/>
-              </w:rPr>
-              <w:t>교육 · 수상명</w:t>
-            </w:r>
-          </w:p>
-        </w:tc>
-        <w:tc>
-          <w:tcPr>
-            <w:tcW w:type="dxa" w:w="4215"/>
-            <w:shd w:val="clear" w:color="auto" w:fill="31363F"/>
-            <w:vAlign w:val="center"/>
-          </w:tcPr>
-          <w:p>
-            <w:pPr>
-              <w:spacing w:before="0" w:after="0"/>
-              <w:jc w:val="center"/>
-            </w:pPr>
-            <w:r>
-              <w:rPr>
-                <w:b/>
-                <w:color w:val="FFFFFF"/>
-                <w:sz w:val="17"/>
-              </w:rPr>
-              <w:t>기 관</w:t>
-            </w:r>
-          </w:p>
-        </w:tc>
-      </w:tr>
-      <w:tr>
-        <w:trPr>
-          <w:trHeight w:val="450" w:hRule="atLeast"/>
-          <w:cantSplit/>
-        </w:trPr>
-        <w:tc>
-          <w:tcPr>
-            <w:tcW w:type="dxa" w:w="2100"/>
+            <w:tcW w:type="dxa" w:w="2805"/>
             <w:tcBorders>
               <w:top w:val="nil"/>
               <w:left w:val="nil"/>
@@ -2195,65 +2349,7 @@
         </w:tc>
         <w:tc>
           <w:tcPr>
-            <w:tcW w:type="dxa" w:w="4215"/>
-            <w:tcBorders>
-              <w:top w:val="nil"/>
-              <w:left w:val="nil"/>
-              <w:bottom w:val="single" w:sz="4" w:space="0" w:color="C8CBD0"/>
-              <w:right w:val="nil"/>
-            </w:tcBorders>
-            <w:vAlign w:val="center"/>
-          </w:tcPr>
-          <w:p/>
-        </w:tc>
-        <w:tc>
-          <w:tcPr>
-            <w:tcW w:type="dxa" w:w="4215"/>
-            <w:tcBorders>
-              <w:top w:val="nil"/>
-              <w:left w:val="nil"/>
-              <w:bottom w:val="single" w:sz="4" w:space="0" w:color="C8CBD0"/>
-              <w:right w:val="nil"/>
-            </w:tcBorders>
-            <w:vAlign w:val="center"/>
-          </w:tcPr>
-          <w:p/>
-        </w:tc>
-      </w:tr>
-      <w:tr>
-        <w:trPr>
-          <w:trHeight w:val="450" w:hRule="atLeast"/>
-          <w:cantSplit/>
-        </w:trPr>
-        <w:tc>
-          <w:tcPr>
-            <w:tcW w:type="dxa" w:w="2100"/>
-            <w:tcBorders>
-              <w:top w:val="nil"/>
-              <w:left w:val="nil"/>
-              <w:bottom w:val="single" w:sz="4" w:space="0" w:color="C8CBD0"/>
-              <w:right w:val="nil"/>
-            </w:tcBorders>
-            <w:vAlign w:val="center"/>
-          </w:tcPr>
-          <w:p/>
-        </w:tc>
-        <w:tc>
-          <w:tcPr>
-            <w:tcW w:type="dxa" w:w="4215"/>
-            <w:tcBorders>
-              <w:top w:val="nil"/>
-              <w:left w:val="nil"/>
-              <w:bottom w:val="single" w:sz="4" w:space="0" w:color="C8CBD0"/>
-              <w:right w:val="nil"/>
-            </w:tcBorders>
-            <w:vAlign w:val="center"/>
-          </w:tcPr>
-          <w:p/>
-        </w:tc>
-        <w:tc>
-          <w:tcPr>
-            <w:tcW w:type="dxa" w:w="4215"/>
+            <w:tcW w:type="dxa" w:w="2820"/>
             <w:tcBorders>
               <w:top w:val="nil"/>
               <w:left w:val="nil"/>

--- a/public/fun/forms/이력서_보험·금융영업_7_경력기술서형.docx
+++ b/public/fun/forms/이력서_보험·금융영업_7_경력기술서형.docx
@@ -855,7 +855,7 @@
                 <w:color w:val="A9B0B8"/>
                 <w:sz w:val="16"/>
               </w:rPr>
-              <w:t>예) 2022.03 ~ 2024.02</w:t>
+              <w:t>예) ○○○○.○○ ~ ○○○○.○○</w:t>
             </w:r>
           </w:p>
         </w:tc>
@@ -880,7 +880,7 @@
                 <w:color w:val="A9B0B8"/>
                 <w:sz w:val="16"/>
               </w:rPr>
-              <w:t>○○대학교 (졸업)</w:t>
+              <w:t>학교명 입력 (졸업)</w:t>
             </w:r>
           </w:p>
         </w:tc>
@@ -1175,7 +1175,7 @@
                 <w:color w:val="A9B0B8"/>
                 <w:sz w:val="16"/>
               </w:rPr>
-              <w:t>예) 2024.06.</w:t>
+              <w:t>예) ○○○○.○○.</w:t>
             </w:r>
           </w:p>
         </w:tc>
@@ -1403,7 +1403,7 @@
                 <w:color w:val="A9B0B8"/>
                 <w:sz w:val="16"/>
               </w:rPr>
-              <w:t>예) 2022.03 ~ 2024.02</w:t>
+              <w:t>예) ○○○○.○○ ~ ○○○○.○○</w:t>
             </w:r>
           </w:p>
         </w:tc>
@@ -2119,7 +2119,7 @@
                 <w:color w:val="A9B0B8"/>
                 <w:sz w:val="16"/>
               </w:rPr>
-              <w:t>예) 2023.05.</w:t>
+              <w:t>예) ○○○○.○○.</w:t>
             </w:r>
           </w:p>
         </w:tc>
@@ -2625,7 +2625,7 @@
                 <w:color w:val="575E6B"/>
                 <w:sz w:val="19"/>
               </w:rPr>
-              <w:t>2022~현재 · 신계약 월 평균 12건 · 13회차 유지율 94% · 정기 점검 고객 180명</w:t>
+              <w:t>기간 입력 · 신계약 월 평균 12건 · 13회차 유지율 94% · 정기 점검 고객 180명</w:t>
             </w:r>
           </w:p>
         </w:tc>
